--- a/Tests/Artifacts/DocumentOps/split_result.docx
+++ b/Tests/Artifacts/DocumentOps/split_result.docx
@@ -23,16 +23,15 @@
     <w:rPrDefault>
       <w:rPr>
         <w:rFonts w:asciiTheme="minorHAnsi" w:eastAsiaTheme="minorEastAsia" w:hAnsiTheme="minorHAnsi" w:cstheme="minorBidi"/>
-        <w:kern w:val="2"/>
-        <w:sz w:val="24"/>
-        <w:szCs w:val="24"/>
-        <w:lang w:val="vi-VN" w:eastAsia="zh-CN" w:bidi="ar-SA"/>
+        <w:sz w:val="22"/>
+        <w:szCs w:val="22"/>
+        <w:lang w:val="en-US" w:eastAsia="zh-CN" w:bidi="ar-SA"/>
         <w14:ligatures w14:val="standardContextual"/>
       </w:rPr>
     </w:rPrDefault>
     <w:pPrDefault>
       <w:pPr>
-        <w:spacing w:after="160" w:line="278" w:lineRule="auto"/>
+        <w:spacing w:after="160" w:line="259" w:lineRule="auto"/>
       </w:pPr>
     </w:pPrDefault>
   </w:docDefaults>
@@ -423,10 +422,6 @@
     </w:pPr>
     <w:rPr>
       <w:rFonts w:ascii="Calibri" w:hAnsi="Calibri" w:cs="Times New Roman"/>
-      <w:kern w:val="0"/>
-      <w:sz w:val="22"/>
-      <w:szCs w:val="22"/>
-      <w:lang w:val="en-US"/>
       <w14:ligatures w14:val="none"/>
     </w:rPr>
   </w:style>
@@ -437,7 +432,7 @@
     <w:link w:val="Heading1Char"/>
     <w:uiPriority w:val="9"/>
     <w:qFormat/>
-    <w:rsid w:val="008D193D"/>
+    <w:rsid w:val="0021687E"/>
     <w:pPr>
       <w:keepNext/>
       <w:keepLines/>
@@ -506,7 +501,7 @@
     <w:semiHidden/>
     <w:unhideWhenUsed/>
     <w:qFormat/>
-    <w:rsid w:val="001F6605"/>
+    <w:rsid w:val="00820F29"/>
     <w:pPr>
       <w:keepNext/>
       <w:keepLines/>
@@ -529,7 +524,7 @@
     <w:semiHidden/>
     <w:unhideWhenUsed/>
     <w:qFormat/>
-    <w:rsid w:val="001F6605"/>
+    <w:rsid w:val="00820F29"/>
     <w:pPr>
       <w:keepNext/>
       <w:keepLines/>
@@ -550,7 +545,7 @@
     <w:semiHidden/>
     <w:unhideWhenUsed/>
     <w:qFormat/>
-    <w:rsid w:val="001F6605"/>
+    <w:rsid w:val="00820F29"/>
     <w:pPr>
       <w:keepNext/>
       <w:keepLines/>
@@ -573,7 +568,7 @@
     <w:semiHidden/>
     <w:unhideWhenUsed/>
     <w:qFormat/>
-    <w:rsid w:val="001F6605"/>
+    <w:rsid w:val="00820F29"/>
     <w:pPr>
       <w:keepNext/>
       <w:keepLines/>
@@ -594,7 +589,7 @@
     <w:semiHidden/>
     <w:unhideWhenUsed/>
     <w:qFormat/>
-    <w:rsid w:val="001F6605"/>
+    <w:rsid w:val="00820F29"/>
     <w:pPr>
       <w:keepNext/>
       <w:keepLines/>
@@ -617,7 +612,7 @@
     <w:semiHidden/>
     <w:unhideWhenUsed/>
     <w:qFormat/>
-    <w:rsid w:val="001F6605"/>
+    <w:rsid w:val="00820F29"/>
     <w:pPr>
       <w:keepNext/>
       <w:keepLines/>
@@ -661,14 +656,12 @@
     <w:basedOn w:val="DefaultParagraphFont"/>
     <w:link w:val="Heading1"/>
     <w:uiPriority w:val="9"/>
-    <w:rsid w:val="008D193D"/>
+    <w:rsid w:val="0021687E"/>
     <w:rPr>
       <w:rFonts w:asciiTheme="majorHAnsi" w:eastAsiaTheme="majorEastAsia" w:hAnsiTheme="majorHAnsi" w:cstheme="majorBidi"/>
       <w:color w:val="0F4761" w:themeColor="accent1" w:themeShade="BF"/>
-      <w:kern w:val="0"/>
       <w:sz w:val="40"/>
       <w:szCs w:val="40"/>
-      <w:lang w:val="en-US"/>
       <w14:ligatures w14:val="none"/>
     </w:rPr>
   </w:style>
@@ -709,19 +702,17 @@
   <w:style w:type="paragraph" w:customStyle="1" w:styleId="0NOIDUNG">
     <w:name w:val="0NOIDUNG"/>
     <w:qFormat/>
-    <w:rsid w:val="004D7ECF"/>
+    <w:rsid w:val="006C50BC"/>
     <w:pPr>
       <w:widowControl w:val="0"/>
-      <w:spacing w:before="120" w:after="0" w:line="360" w:lineRule="auto"/>
+      <w:spacing w:before="200" w:after="0" w:line="360" w:lineRule="auto"/>
       <w:ind w:firstLine="567"/>
       <w:jc w:val="both"/>
     </w:pPr>
     <w:rPr>
       <w:rFonts w:ascii="Times New Roman" w:eastAsiaTheme="majorEastAsia" w:hAnsi="Times New Roman" w:cstheme="majorBidi"/>
-      <w:kern w:val="0"/>
       <w:sz w:val="26"/>
-      <w:szCs w:val="22"/>
-      <w:lang w:val="en-US"/>
+      <w:lang w:eastAsia="en-US"/>
       <w14:ligatures w14:val="none"/>
     </w:rPr>
   </w:style>
@@ -729,12 +720,11 @@
     <w:name w:val="0LV2"/>
     <w:basedOn w:val="Heading1"/>
     <w:qFormat/>
-    <w:rsid w:val="004D7ECF"/>
+    <w:rsid w:val="008C1C00"/>
     <w:pPr>
       <w:keepNext w:val="0"/>
       <w:keepLines w:val="0"/>
       <w:spacing w:before="120" w:after="240" w:line="240" w:lineRule="auto"/>
-      <w:jc w:val="both"/>
     </w:pPr>
     <w:rPr>
       <w:rFonts w:ascii="Times New Roman" w:eastAsiaTheme="minorHAnsi" w:hAnsi="Times New Roman" w:cstheme="minorBidi"/>
@@ -742,13 +732,14 @@
       <w:color w:val="auto"/>
       <w:sz w:val="26"/>
       <w:szCs w:val="22"/>
+      <w:lang w:eastAsia="en-US"/>
     </w:rPr>
   </w:style>
   <w:style w:type="paragraph" w:customStyle="1" w:styleId="0LV3">
     <w:name w:val="0LV3"/>
     <w:basedOn w:val="Heading1"/>
     <w:qFormat/>
-    <w:rsid w:val="004D7ECF"/>
+    <w:rsid w:val="008C1C00"/>
     <w:pPr>
       <w:keepNext w:val="0"/>
       <w:keepLines w:val="0"/>
@@ -757,10 +748,10 @@
     <w:rPr>
       <w:rFonts w:ascii="Times New Roman" w:eastAsiaTheme="minorHAnsi" w:hAnsi="Times New Roman" w:cstheme="minorBidi"/>
       <w:b/>
-      <w:i/>
       <w:color w:val="auto"/>
       <w:sz w:val="26"/>
       <w:szCs w:val="22"/>
+      <w:lang w:eastAsia="en-US"/>
     </w:rPr>
   </w:style>
   <w:style w:type="paragraph" w:customStyle="1" w:styleId="0LV4">
@@ -801,22 +792,55 @@
       <w:szCs w:val="18"/>
     </w:rPr>
   </w:style>
+  <w:style w:type="paragraph" w:customStyle="1" w:styleId="0LV1">
+    <w:name w:val="0LV1"/>
+    <w:basedOn w:val="Heading1"/>
+    <w:link w:val="0LV1Char"/>
+    <w:qFormat/>
+    <w:rsid w:val="008C1C00"/>
+    <w:pPr>
+      <w:keepNext w:val="0"/>
+      <w:keepLines w:val="0"/>
+      <w:spacing w:before="0" w:after="480" w:line="240" w:lineRule="auto"/>
+      <w:ind w:firstLine="720"/>
+      <w:jc w:val="center"/>
+    </w:pPr>
+    <w:rPr>
+      <w:rFonts w:ascii="Times New Roman" w:eastAsiaTheme="minorHAnsi" w:hAnsi="Times New Roman" w:cstheme="minorBidi"/>
+      <w:b/>
+      <w:color w:val="auto"/>
+      <w:sz w:val="32"/>
+      <w:szCs w:val="22"/>
+      <w:lang w:eastAsia="en-US"/>
+    </w:rPr>
+  </w:style>
+  <w:style w:type="character" w:customStyle="1" w:styleId="0LV1Char">
+    <w:name w:val="0LV1 Char"/>
+    <w:basedOn w:val="DefaultParagraphFont"/>
+    <w:link w:val="0LV1"/>
+    <w:rsid w:val="008C1C00"/>
+    <w:rPr>
+      <w:rFonts w:ascii="Times New Roman" w:eastAsiaTheme="minorHAnsi" w:hAnsi="Times New Roman"/>
+      <w:b/>
+      <w:kern w:val="0"/>
+      <w:sz w:val="32"/>
+      <w:szCs w:val="22"/>
+      <w:lang w:val="en-US" w:eastAsia="en-US"/>
+      <w14:ligatures w14:val="none"/>
+    </w:rPr>
+  </w:style>
   <w:style w:type="character" w:customStyle="1" w:styleId="Heading4Char">
     <w:name w:val="Heading 4 Char"/>
     <w:basedOn w:val="DefaultParagraphFont"/>
     <w:link w:val="Heading4"/>
     <w:uiPriority w:val="9"/>
     <w:semiHidden/>
-    <w:rsid w:val="001F6605"/>
+    <w:rsid w:val="00820F29"/>
     <w:rPr>
       <w:rFonts w:eastAsiaTheme="majorEastAsia" w:cstheme="majorBidi"/>
       <w:i/>
       <w:iCs/>
       <w:color w:val="0F4761" w:themeColor="accent1" w:themeShade="BF"/>
-      <w:kern w:val="0"/>
-      <w:sz w:val="22"/>
-      <w:szCs w:val="22"/>
-      <w:lang w:val="en-US"/>
       <w14:ligatures w14:val="none"/>
     </w:rPr>
   </w:style>
@@ -826,14 +850,10 @@
     <w:link w:val="Heading5"/>
     <w:uiPriority w:val="9"/>
     <w:semiHidden/>
-    <w:rsid w:val="001F6605"/>
+    <w:rsid w:val="00820F29"/>
     <w:rPr>
       <w:rFonts w:eastAsiaTheme="majorEastAsia" w:cstheme="majorBidi"/>
       <w:color w:val="0F4761" w:themeColor="accent1" w:themeShade="BF"/>
-      <w:kern w:val="0"/>
-      <w:sz w:val="22"/>
-      <w:szCs w:val="22"/>
-      <w:lang w:val="en-US"/>
       <w14:ligatures w14:val="none"/>
     </w:rPr>
   </w:style>
@@ -843,16 +863,12 @@
     <w:link w:val="Heading6"/>
     <w:uiPriority w:val="9"/>
     <w:semiHidden/>
-    <w:rsid w:val="001F6605"/>
+    <w:rsid w:val="00820F29"/>
     <w:rPr>
       <w:rFonts w:eastAsiaTheme="majorEastAsia" w:cstheme="majorBidi"/>
       <w:i/>
       <w:iCs/>
       <w:color w:val="595959" w:themeColor="text1" w:themeTint="A6"/>
-      <w:kern w:val="0"/>
-      <w:sz w:val="22"/>
-      <w:szCs w:val="22"/>
-      <w:lang w:val="en-US"/>
       <w14:ligatures w14:val="none"/>
     </w:rPr>
   </w:style>
@@ -862,14 +878,10 @@
     <w:link w:val="Heading7"/>
     <w:uiPriority w:val="9"/>
     <w:semiHidden/>
-    <w:rsid w:val="001F6605"/>
+    <w:rsid w:val="00820F29"/>
     <w:rPr>
       <w:rFonts w:eastAsiaTheme="majorEastAsia" w:cstheme="majorBidi"/>
       <w:color w:val="595959" w:themeColor="text1" w:themeTint="A6"/>
-      <w:kern w:val="0"/>
-      <w:sz w:val="22"/>
-      <w:szCs w:val="22"/>
-      <w:lang w:val="en-US"/>
       <w14:ligatures w14:val="none"/>
     </w:rPr>
   </w:style>
@@ -879,16 +891,12 @@
     <w:link w:val="Heading8"/>
     <w:uiPriority w:val="9"/>
     <w:semiHidden/>
-    <w:rsid w:val="001F6605"/>
+    <w:rsid w:val="00820F29"/>
     <w:rPr>
       <w:rFonts w:eastAsiaTheme="majorEastAsia" w:cstheme="majorBidi"/>
       <w:i/>
       <w:iCs/>
       <w:color w:val="272727" w:themeColor="text1" w:themeTint="D8"/>
-      <w:kern w:val="0"/>
-      <w:sz w:val="22"/>
-      <w:szCs w:val="22"/>
-      <w:lang w:val="en-US"/>
       <w14:ligatures w14:val="none"/>
     </w:rPr>
   </w:style>
@@ -898,14 +906,10 @@
     <w:link w:val="Heading9"/>
     <w:uiPriority w:val="9"/>
     <w:semiHidden/>
-    <w:rsid w:val="001F6605"/>
+    <w:rsid w:val="00820F29"/>
     <w:rPr>
       <w:rFonts w:eastAsiaTheme="majorEastAsia" w:cstheme="majorBidi"/>
       <w:color w:val="272727" w:themeColor="text1" w:themeTint="D8"/>
-      <w:kern w:val="0"/>
-      <w:sz w:val="22"/>
-      <w:szCs w:val="22"/>
-      <w:lang w:val="en-US"/>
       <w14:ligatures w14:val="none"/>
     </w:rPr>
   </w:style>
@@ -916,7 +920,7 @@
     <w:link w:val="TitleChar"/>
     <w:uiPriority w:val="10"/>
     <w:qFormat/>
-    <w:rsid w:val="001F6605"/>
+    <w:rsid w:val="00820F29"/>
     <w:pPr>
       <w:spacing w:after="80" w:line="240" w:lineRule="auto"/>
       <w:contextualSpacing/>
@@ -934,14 +938,13 @@
     <w:basedOn w:val="DefaultParagraphFont"/>
     <w:link w:val="Title"/>
     <w:uiPriority w:val="10"/>
-    <w:rsid w:val="001F6605"/>
+    <w:rsid w:val="00820F29"/>
     <w:rPr>
       <w:rFonts w:asciiTheme="majorHAnsi" w:eastAsiaTheme="majorEastAsia" w:hAnsiTheme="majorHAnsi" w:cstheme="majorBidi"/>
       <w:spacing w:val="-10"/>
       <w:kern w:val="28"/>
       <w:sz w:val="56"/>
       <w:szCs w:val="56"/>
-      <w:lang w:val="en-US"/>
       <w14:ligatures w14:val="none"/>
     </w:rPr>
   </w:style>
@@ -952,7 +955,7 @@
     <w:link w:val="SubtitleChar"/>
     <w:uiPriority w:val="11"/>
     <w:qFormat/>
-    <w:rsid w:val="001F6605"/>
+    <w:rsid w:val="00820F29"/>
     <w:pPr>
       <w:numPr>
         <w:ilvl w:val="1"/>
@@ -972,15 +975,13 @@
     <w:basedOn w:val="DefaultParagraphFont"/>
     <w:link w:val="Subtitle"/>
     <w:uiPriority w:val="11"/>
-    <w:rsid w:val="001F6605"/>
+    <w:rsid w:val="00820F29"/>
     <w:rPr>
       <w:rFonts w:eastAsiaTheme="majorEastAsia" w:cstheme="majorBidi"/>
       <w:color w:val="595959" w:themeColor="text1" w:themeTint="A6"/>
       <w:spacing w:val="15"/>
-      <w:kern w:val="0"/>
       <w:sz w:val="28"/>
       <w:szCs w:val="28"/>
-      <w:lang w:val="en-US"/>
       <w14:ligatures w14:val="none"/>
     </w:rPr>
   </w:style>
@@ -991,7 +992,7 @@
     <w:link w:val="QuoteChar"/>
     <w:uiPriority w:val="29"/>
     <w:qFormat/>
-    <w:rsid w:val="001F6605"/>
+    <w:rsid w:val="00820F29"/>
     <w:pPr>
       <w:spacing w:before="160" w:after="160"/>
       <w:jc w:val="center"/>
@@ -1007,16 +1008,12 @@
     <w:basedOn w:val="DefaultParagraphFont"/>
     <w:link w:val="Quote"/>
     <w:uiPriority w:val="29"/>
-    <w:rsid w:val="001F6605"/>
+    <w:rsid w:val="00820F29"/>
     <w:rPr>
       <w:rFonts w:ascii="Calibri" w:hAnsi="Calibri" w:cs="Times New Roman"/>
       <w:i/>
       <w:iCs/>
       <w:color w:val="404040" w:themeColor="text1" w:themeTint="BF"/>
-      <w:kern w:val="0"/>
-      <w:sz w:val="22"/>
-      <w:szCs w:val="22"/>
-      <w:lang w:val="en-US"/>
       <w14:ligatures w14:val="none"/>
     </w:rPr>
   </w:style>
@@ -1025,7 +1022,7 @@
     <w:basedOn w:val="Normal"/>
     <w:uiPriority w:val="34"/>
     <w:qFormat/>
-    <w:rsid w:val="001F6605"/>
+    <w:rsid w:val="00820F29"/>
     <w:pPr>
       <w:ind w:left="720"/>
       <w:contextualSpacing/>
@@ -1036,7 +1033,7 @@
     <w:basedOn w:val="DefaultParagraphFont"/>
     <w:uiPriority w:val="21"/>
     <w:qFormat/>
-    <w:rsid w:val="001F6605"/>
+    <w:rsid w:val="00820F29"/>
     <w:rPr>
       <w:i/>
       <w:iCs/>
@@ -1050,7 +1047,7 @@
     <w:link w:val="IntenseQuoteChar"/>
     <w:uiPriority w:val="30"/>
     <w:qFormat/>
-    <w:rsid w:val="001F6605"/>
+    <w:rsid w:val="00820F29"/>
     <w:pPr>
       <w:pBdr>
         <w:top w:val="single" w:sz="4" w:space="10" w:color="0F4761" w:themeColor="accent1" w:themeShade="BF"/>
@@ -1071,16 +1068,12 @@
     <w:basedOn w:val="DefaultParagraphFont"/>
     <w:link w:val="IntenseQuote"/>
     <w:uiPriority w:val="30"/>
-    <w:rsid w:val="001F6605"/>
+    <w:rsid w:val="00820F29"/>
     <w:rPr>
       <w:rFonts w:ascii="Calibri" w:hAnsi="Calibri" w:cs="Times New Roman"/>
       <w:i/>
       <w:iCs/>
       <w:color w:val="0F4761" w:themeColor="accent1" w:themeShade="BF"/>
-      <w:kern w:val="0"/>
-      <w:sz w:val="22"/>
-      <w:szCs w:val="22"/>
-      <w:lang w:val="en-US"/>
       <w14:ligatures w14:val="none"/>
     </w:rPr>
   </w:style>
@@ -1089,7 +1082,7 @@
     <w:basedOn w:val="DefaultParagraphFont"/>
     <w:uiPriority w:val="32"/>
     <w:qFormat/>
-    <w:rsid w:val="001F6605"/>
+    <w:rsid w:val="00820F29"/>
     <w:rPr>
       <w:b/>
       <w:bCs/>
